--- a/public/documents/ENN_GP_Redundancy_Briefing.docx
+++ b/public/documents/ENN_GP_Redundancy_Briefing.docx
@@ -225,7 +225,7 @@
                 <w:sz w:val="20"/>
                 <w:szCs w:val="20"/>
               </w:rPr>
-              <w:t xml:space="preserve">Malcolm Railson</w:t>
+              <w:t xml:space="preserve">AI</w:t>
             </w:r>
           </w:p>
         </w:tc>
